--- a/services-system/resources/views/certificates/templates/brgy_permit.docx
+++ b/services-system/resources/views/certificates/templates/brgy_permit.docx
@@ -970,6 +970,8 @@
       <w:r>
         <w:rPr>
           <w:rFonts w:ascii="Century Gothic" w:hAnsi="Century Gothic"/>
+          <w:b/>
+          <w:bCs/>
         </w:rPr>
         <w:t>${</w:t>
       </w:r>
@@ -977,14 +979,17 @@
       <w:r>
         <w:rPr>
           <w:rFonts w:ascii="Century Gothic" w:hAnsi="Century Gothic"/>
+          <w:b/>
+          <w:bCs/>
         </w:rPr>
         <w:t>fullname</w:t>
       </w:r>
       <w:proofErr w:type="spellEnd"/>
-      <w:proofErr w:type="gramStart"/>
-      <w:r>
-        <w:rPr>
-          <w:rFonts w:ascii="Century Gothic" w:hAnsi="Century Gothic"/>
+      <w:r>
+        <w:rPr>
+          <w:rFonts w:ascii="Century Gothic" w:hAnsi="Century Gothic"/>
+          <w:b/>
+          <w:bCs/>
         </w:rPr>
         <w:t>}</w:t>
       </w:r>
@@ -998,14 +1003,13 @@
         <w:rPr>
           <w:rFonts w:ascii="Century Gothic" w:hAnsi="Century Gothic"/>
         </w:rPr>
-        <w:t>of</w:t>
-      </w:r>
-      <w:proofErr w:type="gramEnd"/>
-      <w:r>
-        <w:rPr>
-          <w:rFonts w:ascii="Century Gothic" w:hAnsi="Century Gothic"/>
-        </w:rPr>
-        <w:t xml:space="preserve"> legal age, </w:t>
+        <w:t xml:space="preserve"> </w:t>
+      </w:r>
+      <w:r>
+        <w:rPr>
+          <w:rFonts w:ascii="Century Gothic" w:hAnsi="Century Gothic"/>
+        </w:rPr>
+        <w:t xml:space="preserve">of legal age, </w:t>
       </w:r>
       <w:r>
         <w:rPr>
@@ -1022,6 +1026,8 @@
       <w:r>
         <w:rPr>
           <w:rFonts w:ascii="Century Gothic" w:hAnsi="Century Gothic"/>
+          <w:b/>
+          <w:bCs/>
         </w:rPr>
         <w:t>${purpose}</w:t>
       </w:r>
@@ -1035,61 +1041,63 @@
         <w:rPr>
           <w:rFonts w:ascii="Century Gothic" w:hAnsi="Century Gothic"/>
         </w:rPr>
-        <w:t>within the jurisdiction of Barangay Sto. Rosario</w:t>
-      </w:r>
-      <w:r>
-        <w:rPr>
-          <w:rFonts w:ascii="Century Gothic" w:hAnsi="Century Gothic"/>
+        <w:t xml:space="preserve">within the jurisdiction of </w:t>
+      </w:r>
+      <w:r>
+        <w:rPr>
+          <w:rFonts w:ascii="Century Gothic" w:hAnsi="Century Gothic"/>
+          <w:b/>
+          <w:bCs/>
+        </w:rPr>
+        <w:t>Barangay Sto. Rosario</w:t>
+      </w:r>
+      <w:r>
+        <w:rPr>
+          <w:rFonts w:ascii="Century Gothic" w:hAnsi="Century Gothic"/>
+          <w:b/>
+          <w:bCs/>
         </w:rPr>
         <w:t xml:space="preserve"> on </w:t>
       </w:r>
       <w:r>
         <w:rPr>
           <w:rFonts w:ascii="Century Gothic" w:hAnsi="Century Gothic"/>
+          <w:b/>
+          <w:bCs/>
           <w:i/>
           <w:iCs/>
         </w:rPr>
-        <w:t>${day}</w:t>
+        <w:t xml:space="preserve">${day} </w:t>
       </w:r>
       <w:r>
         <w:rPr>
           <w:rFonts w:ascii="Century Gothic" w:hAnsi="Century Gothic"/>
           <w:b/>
           <w:bCs/>
-          <w:i/>
-          <w:iCs/>
-        </w:rPr>
-        <w:t xml:space="preserve"> </w:t>
-      </w:r>
-      <w:r>
-        <w:rPr>
-          <w:rFonts w:ascii="Century Gothic" w:hAnsi="Century Gothic"/>
         </w:rPr>
         <w:t>at</w:t>
       </w:r>
       <w:r>
         <w:rPr>
           <w:rFonts w:ascii="Century Gothic" w:hAnsi="Century Gothic"/>
-        </w:rPr>
-        <w:t xml:space="preserve"> </w:t>
-      </w:r>
-      <w:r>
-        <w:rPr>
-          <w:rFonts w:ascii="Century Gothic" w:hAnsi="Century Gothic"/>
-        </w:rPr>
-        <w:t>${time}</w:t>
-      </w:r>
-      <w:r>
-        <w:rPr>
-          <w:rFonts w:ascii="Century Gothic" w:hAnsi="Century Gothic"/>
-        </w:rPr>
-        <w:t xml:space="preserve">, </w:t>
-      </w:r>
-      <w:r>
-        <w:rPr>
-          <w:rFonts w:ascii="Century Gothic" w:hAnsi="Century Gothic"/>
-        </w:rPr>
-        <w:t>this barangay.</w:t>
+          <w:b/>
+          <w:bCs/>
+        </w:rPr>
+        <w:t xml:space="preserve"> ${time}, </w:t>
+      </w:r>
+      <w:r>
+        <w:rPr>
+          <w:rFonts w:ascii="Century Gothic" w:hAnsi="Century Gothic"/>
+          <w:b/>
+          <w:bCs/>
+        </w:rPr>
+        <w:t>this barangay</w:t>
+      </w:r>
+      <w:r>
+        <w:rPr>
+          <w:rFonts w:ascii="Century Gothic" w:hAnsi="Century Gothic"/>
+        </w:rPr>
+        <w:t>.</w:t>
       </w:r>
     </w:p>
     <w:p>
@@ -1144,6 +1152,8 @@
       <w:r>
         <w:rPr>
           <w:rFonts w:ascii="Century Gothic" w:hAnsi="Century Gothic"/>
+          <w:b/>
+          <w:bCs/>
         </w:rPr>
         <w:t>${</w:t>
       </w:r>
@@ -1151,6 +1161,8 @@
       <w:r>
         <w:rPr>
           <w:rFonts w:ascii="Century Gothic" w:hAnsi="Century Gothic"/>
+          <w:b/>
+          <w:bCs/>
         </w:rPr>
         <w:t>day_ord</w:t>
       </w:r>
@@ -1158,42 +1170,48 @@
       <w:r>
         <w:rPr>
           <w:rFonts w:ascii="Century Gothic" w:hAnsi="Century Gothic"/>
+          <w:b/>
+          <w:bCs/>
         </w:rPr>
         <w:t>}</w:t>
       </w:r>
       <w:r>
         <w:rPr>
           <w:rFonts w:ascii="Century Gothic" w:hAnsi="Century Gothic"/>
+          <w:b/>
+          <w:bCs/>
         </w:rPr>
         <w:t xml:space="preserve"> d</w:t>
       </w:r>
       <w:r>
         <w:rPr>
           <w:rFonts w:ascii="Century Gothic" w:hAnsi="Century Gothic"/>
+          <w:b/>
+          <w:bCs/>
         </w:rPr>
         <w:t>ay of</w:t>
       </w:r>
       <w:r>
         <w:rPr>
           <w:rFonts w:ascii="Century Gothic" w:hAnsi="Century Gothic"/>
-        </w:rPr>
-        <w:t xml:space="preserve"> </w:t>
-      </w:r>
-      <w:r>
-        <w:rPr>
-          <w:rFonts w:ascii="Century Gothic" w:hAnsi="Century Gothic"/>
-        </w:rPr>
-        <w:t>${month}</w:t>
-      </w:r>
-      <w:r>
-        <w:rPr>
-          <w:rFonts w:ascii="Century Gothic" w:hAnsi="Century Gothic"/>
+          <w:b/>
+          <w:bCs/>
+        </w:rPr>
+        <w:t xml:space="preserve"> ${month}</w:t>
+      </w:r>
+      <w:r>
+        <w:rPr>
+          <w:rFonts w:ascii="Century Gothic" w:hAnsi="Century Gothic"/>
+          <w:b/>
+          <w:bCs/>
         </w:rPr>
         <w:t xml:space="preserve">, </w:t>
       </w:r>
       <w:r>
         <w:rPr>
           <w:rFonts w:ascii="Century Gothic" w:hAnsi="Century Gothic"/>
+          <w:b/>
+          <w:bCs/>
         </w:rPr>
         <w:t>${year}</w:t>
       </w:r>
@@ -1207,7 +1225,13 @@
         <w:rPr>
           <w:rFonts w:ascii="Century Gothic" w:hAnsi="Century Gothic"/>
         </w:rPr>
-        <w:t xml:space="preserve">the Office of the Punong Barangay, </w:t>
+        <w:t>the Office of the Punong Barangay</w:t>
+      </w:r>
+      <w:r>
+        <w:rPr>
+          <w:rFonts w:ascii="Century Gothic" w:hAnsi="Century Gothic"/>
+        </w:rPr>
+        <w:t xml:space="preserve">, </w:t>
       </w:r>
       <w:r>
         <w:rPr>
@@ -1234,6 +1258,7 @@
         <w:rPr>
           <w:rFonts w:ascii="Century Gothic" w:hAnsi="Century Gothic"/>
           <w:b/>
+          <w:bCs/>
           <w:sz w:val="18"/>
           <w:szCs w:val="20"/>
         </w:rPr>
